--- a/docs/问题定义文档.docx
+++ b/docs/问题定义文档.docx
@@ -28,30 +28,6 @@
           <w:rFonts w:hint="eastAsia" w:ascii="黑体" w:hAnsi="黑体" w:eastAsia="黑体" w:cs="黑体"/>
         </w:rPr>
         <w:t>1.1 真实问题或需求</w:t>
-      </w:r>
-    </w:p>
-    <w:p>
-      <w:pPr>
-        <w:spacing w:after="100"/>
-        <w:ind w:left="173" w:firstLine="0"/>
-        <w:rPr>
-          <w:rFonts w:hint="eastAsia" w:ascii="Calibri" w:hAnsi="Calibri" w:eastAsia="微软雅黑"/>
-          <w:b/>
-          <w:i w:val="0"/>
-          <w:color w:val="1F4D78"/>
-          <w:sz w:val="21"/>
-        </w:rPr>
-      </w:pPr>
-      <w:r>
-        <w:rPr>
-          <w:rFonts w:hint="eastAsia" w:ascii="Calibri" w:hAnsi="Calibri" w:eastAsia="微软雅黑"/>
-          <w:b/>
-          <w:i w:val="0"/>
-          <w:color w:val="1F4D78"/>
-          <w:sz w:val="21"/>
-          <w:lang w:val="en-US" w:eastAsia="en-US"/>
-        </w:rPr>
-        <w:t>应说明：描述你观察到的具体情境、对象与困扰</w:t>
       </w:r>
     </w:p>
     <w:p>
@@ -99,40 +75,6 @@
         </w:rPr>
       </w:pPr>
       <w:r>
-        <w:rPr>
-          <w:rFonts w:hint="eastAsia" w:ascii="Calibri" w:hAnsi="Calibri" w:eastAsia="微软雅黑"/>
-          <w:b/>
-          <w:i w:val="0"/>
-          <w:color w:val="1F4D78"/>
-          <w:sz w:val="21"/>
-        </w:rPr>
-        <w:t>应说明：</w:t>
-      </w:r>
-      <w:r>
-        <w:rPr>
-          <w:rFonts w:hint="eastAsia" w:ascii="Calibri" w:hAnsi="Calibri" w:eastAsia="微软雅黑"/>
-          <w:b/>
-          <w:i w:val="0"/>
-          <w:color w:val="1F4D78"/>
-          <w:sz w:val="21"/>
-          <w:lang w:val="en-US" w:eastAsia="en-US"/>
-        </w:rPr>
-        <w:t>说明现有知识、方法或经验为何还不能给出公认答案</w:t>
-      </w:r>
-    </w:p>
-    <w:p>
-      <w:pPr>
-        <w:spacing w:after="100"/>
-        <w:ind w:left="173" w:firstLine="0"/>
-        <w:rPr>
-          <w:rFonts w:hint="eastAsia" w:ascii="Calibri" w:hAnsi="Calibri" w:eastAsia="微软雅黑"/>
-          <w:b/>
-          <w:i w:val="0"/>
-          <w:color w:val="1F4D78"/>
-          <w:sz w:val="21"/>
-        </w:rPr>
-      </w:pPr>
-      <w:r>
         <w:t>OWASP 将提示注入列为 LLM Top 10 头号风险(LLM01)但评测口径仍以单轮文本为主；OpenAI 2026.07 的 GPT-Red(间接提示注入对 GPT-5.1 达 84%)证明该方向是前沿焦点但闭源、不测他厂、无可复现基线；学术工作(arXiv:2509.05883 等)各自只覆盖单一通道。三方共同缺口：无人在同一模型做跨通道系统对照，更无人区分"模型没看见"与"模型被攻破"。</w:t>
       </w:r>
     </w:p>
@@ -161,41 +103,6 @@
           <w:rFonts w:hint="eastAsia" w:ascii="黑体" w:hAnsi="黑体" w:eastAsia="黑体" w:cs="黑体"/>
         </w:rPr>
         <w:t>研究价值与合适切片</w:t>
-      </w:r>
-    </w:p>
-    <w:p>
-      <w:pPr>
-        <w:spacing w:after="60" w:line="293" w:lineRule="auto"/>
-        <w:ind w:firstLine="210" w:firstLineChars="100"/>
-        <w:rPr>
-          <w:rFonts w:hint="eastAsia" w:ascii="Calibri" w:hAnsi="Calibri" w:eastAsia="微软雅黑"/>
-          <w:b/>
-          <w:i w:val="0"/>
-          <w:color w:val="1F4D78"/>
-          <w:sz w:val="21"/>
-          <w:lang w:val="en-US" w:eastAsia="en-US"/>
-        </w:rPr>
-      </w:pPr>
-      <w:r>
-        <w:rPr>
-          <w:rFonts w:hint="eastAsia" w:ascii="Calibri" w:hAnsi="Calibri" w:eastAsia="微软雅黑"/>
-          <w:b/>
-          <w:i w:val="0"/>
-          <w:color w:val="1F4D78"/>
-          <w:sz w:val="21"/>
-        </w:rPr>
-        <w:t>应说明：</w:t>
-      </w:r>
-      <w:r>
-        <w:rPr>
-          <w:rFonts w:hint="eastAsia" w:ascii="Calibri" w:hAnsi="Calibri" w:eastAsia="微软雅黑"/>
-          <w:b/>
-          <w:i w:val="0"/>
-          <w:color w:val="1F4D78"/>
-          <w:sz w:val="21"/>
-          <w:lang w:val="en-US" w:eastAsia="en-US"/>
-        </w:rPr>
-        <w:t>说明探索这个问题的科学或研究价值，并解释 AI 能提供的观察、生成、模拟、搜索或归纳能力。</w:t>
       </w:r>
     </w:p>
     <w:p>
@@ -282,29 +189,6 @@
         </w:rPr>
       </w:pPr>
       <w:r>
-        <w:rPr>
-          <w:rFonts w:hint="eastAsia" w:ascii="Calibri" w:hAnsi="Calibri" w:eastAsia="微软雅黑"/>
-          <w:b/>
-          <w:i w:val="0"/>
-          <w:color w:val="1F4D78"/>
-          <w:sz w:val="21"/>
-        </w:rPr>
-        <w:t>应说明：交代环境边界、稳定约束与不可改变的规则</w:t>
-      </w:r>
-    </w:p>
-    <w:p>
-      <w:pPr>
-        <w:spacing w:after="100"/>
-        <w:ind w:left="173" w:firstLine="0"/>
-        <w:rPr>
-          <w:rFonts w:hint="eastAsia" w:ascii="Calibri" w:hAnsi="Calibri" w:eastAsia="微软雅黑"/>
-          <w:b/>
-          <w:i w:val="0"/>
-          <w:color w:val="1F4D78"/>
-          <w:sz w:val="21"/>
-        </w:rPr>
-      </w:pPr>
-      <w:r>
         <w:t>固定规则：①模型——核心实验 8 个(2 文本 GLM-5.2/DeepSeek-v4 + 6 视觉 doubao-pro/code/lite、glm-4v-flash、kimi-k2-7、minimax-m3)，另有 GLM-4.5/4-Flash 作早期基线；②种子——14 套件 2,319 样本，覆盖 OWASP Top 10，探索中不修改；③评分器——金丝雀判定，输出含被注入标记且执行才算 bypass；④随机种子固定可复现。</w:t>
       </w:r>
     </w:p>
@@ -320,29 +204,6 @@
           <w:rFonts w:hint="eastAsia" w:ascii="黑体" w:hAnsi="黑体" w:eastAsia="黑体" w:cs="黑体"/>
         </w:rPr>
         <w:t>2.2 观察/行动/反馈</w:t>
-      </w:r>
-    </w:p>
-    <w:p>
-      <w:pPr>
-        <w:spacing w:after="100"/>
-        <w:ind w:left="173" w:firstLine="0"/>
-        <w:rPr>
-          <w:rFonts w:hint="eastAsia" w:ascii="Calibri" w:hAnsi="Calibri" w:eastAsia="微软雅黑"/>
-          <w:b/>
-          <w:i w:val="0"/>
-          <w:color w:val="1F4D78"/>
-          <w:sz w:val="21"/>
-        </w:rPr>
-      </w:pPr>
-      <w:r>
-        <w:rPr>
-          <w:rFonts w:hint="eastAsia" w:ascii="Calibri" w:hAnsi="Calibri" w:eastAsia="微软雅黑"/>
-          <w:b/>
-          <w:i w:val="0"/>
-          <w:color w:val="1F4D78"/>
-          <w:sz w:val="21"/>
-        </w:rPr>
-        <w:t>应说明：分别列出 Agent 可看到的信息、可执行的动作，以及每个动作后能得到的反馈</w:t>
       </w:r>
     </w:p>
     <w:p>
@@ -375,29 +236,6 @@
           <w:rFonts w:hint="eastAsia" w:ascii="黑体" w:hAnsi="黑体" w:eastAsia="黑体" w:cs="黑体"/>
         </w:rPr>
         <w:t>2.3 记录与预算</w:t>
-      </w:r>
-    </w:p>
-    <w:p>
-      <w:pPr>
-        <w:spacing w:after="100"/>
-        <w:ind w:left="173" w:firstLine="0"/>
-        <w:rPr>
-          <w:rFonts w:hint="eastAsia" w:ascii="Calibri" w:hAnsi="Calibri" w:eastAsia="微软雅黑"/>
-          <w:b/>
-          <w:i w:val="0"/>
-          <w:color w:val="1F4D78"/>
-          <w:sz w:val="21"/>
-        </w:rPr>
-      </w:pPr>
-      <w:r>
-        <w:rPr>
-          <w:rFonts w:hint="eastAsia" w:ascii="Calibri" w:hAnsi="Calibri" w:eastAsia="微软雅黑"/>
-          <w:b/>
-          <w:i w:val="0"/>
-          <w:color w:val="1F4D78"/>
-          <w:sz w:val="21"/>
-        </w:rPr>
-        <w:t>应说明：定义探索过程需要保存的状态、日志和资源预算</w:t>
       </w:r>
     </w:p>
     <w:p>
@@ -468,29 +306,6 @@
         </w:rPr>
       </w:pPr>
       <w:r>
-        <w:rPr>
-          <w:rFonts w:hint="eastAsia" w:ascii="Calibri" w:hAnsi="Calibri" w:eastAsia="微软雅黑"/>
-          <w:b/>
-          <w:i w:val="0"/>
-          <w:color w:val="1F4D78"/>
-          <w:sz w:val="21"/>
-        </w:rPr>
-        <w:t>应说明：什么算发现信号。发现信号可以是正向发现、异常、反例、稳定负结果、失败模式，或对原问题定义的修正。</w:t>
-      </w:r>
-    </w:p>
-    <w:p>
-      <w:pPr>
-        <w:spacing w:after="100"/>
-        <w:ind w:left="173" w:firstLine="0"/>
-        <w:rPr>
-          <w:rFonts w:hint="eastAsia" w:ascii="Calibri" w:hAnsi="Calibri" w:eastAsia="微软雅黑"/>
-          <w:b/>
-          <w:i w:val="0"/>
-          <w:color w:val="1F4D78"/>
-          <w:sz w:val="21"/>
-        </w:rPr>
-      </w:pPr>
-      <w:r>
         <w:t>我认为总共有五类发现信号（包括负结果与问题修正）：①正向——某通道 bypass 显著高于基线（如真视觉 doubao-lite 46.7%）；②反例——某通道比纯文本更难攻（文档管道 bypass 更低）；③稳定负结果——分层注入不放大 bypass；④失败模式——评分器假阳性（length 规则致虚高，已校正）；⑤问题修正——初测 73% 校正为 47%。判据：所有比率附 Wilson 95% CI，发现需≥2 模型复现。我特别看重负结果，因为负结果排除了一个假设，比正向发现更可信。</w:t>
       </w:r>
     </w:p>
@@ -521,30 +336,7 @@
         </w:rPr>
       </w:pPr>
       <w:r>
-        <w:rPr>
-          <w:rFonts w:hint="eastAsia" w:ascii="Calibri" w:hAnsi="Calibri" w:eastAsia="微软雅黑"/>
-          <w:b/>
-          <w:i w:val="0"/>
-          <w:color w:val="1F4D78"/>
-          <w:sz w:val="21"/>
-        </w:rPr>
-        <w:t>应说明：分别采用什么参照、比较哪些指标，以及何种差异才可认为探索结果超过了参照</w:t>
-      </w:r>
-    </w:p>
-    <w:p>
-      <w:pPr>
-        <w:spacing w:after="100"/>
-        <w:ind w:left="173" w:firstLine="0"/>
-        <w:rPr>
-          <w:rFonts w:hint="eastAsia" w:ascii="Calibri" w:hAnsi="Calibri" w:eastAsia="微软雅黑"/>
-          <w:b/>
-          <w:i w:val="0"/>
-          <w:color w:val="1F4D78"/>
-          <w:sz w:val="21"/>
-        </w:rPr>
-      </w:pPr>
-      <w:r>
-        <w:t>五层参照(比 bypass 率带 CI)：①平凡基线——纯文本直注(D1)作下限；②载体对照——同 payload 纯文本/文档/视觉只变载体，隔离通道效应；③跨模型——同环境跑 8 模型，多模型复现=共性；④评分器自审计——受控重跑测假阳性(benign-control 0/30=0%)；⑤随机标签(空模型)——对真实结果用随机标签重评分，5/6 模型真实 bypass 显著低于随机中心，证明发现非随机运气(doubao-lite 接近随机中心，该检验不适用，由④层支撑)。判定超参照：某通道 CI 下限&gt;基线 CI 上限且方向≥2 模型一致。</w:t>
+        <w:t>五层参照(比 bypass 率带 CI)：①平凡基线——纯文本直注(D1)作下限；②载体对照——同 payload 纯文本/文档/视觉只变载体，隔离通道效应；③跨模型——同环境跑 8 模型，多模型复现=共性；④评分器自审计——受控重跑测假阳性(benign-control 0/30=0%)；⑤随机标签(空模型)——对真实结果用随机标签重评分，5/6 模型真实 bypass 显著低于随机中心，证明发现非随机运气；doubao-lite 接近随机中心，该检验不适用——注：④层 benign-control 目前仅测过 glm-4v-flash，未覆盖 doubao-lite，故 lite 的可信度暂无独立参照支撑，留作后续验证。判定超参照：某通道 CI 下限&gt;基线 CI 上限且方向≥2 模型一致。</w:t>
       </w:r>
     </w:p>
     <w:p>
@@ -559,29 +351,6 @@
           <w:rFonts w:hint="eastAsia" w:ascii="黑体" w:hAnsi="黑体" w:eastAsia="黑体" w:cs="黑体"/>
         </w:rPr>
         <w:t>3.3 最低成功与失败标准</w:t>
-      </w:r>
-    </w:p>
-    <w:p>
-      <w:pPr>
-        <w:spacing w:after="100"/>
-        <w:ind w:left="173" w:firstLine="0"/>
-        <w:rPr>
-          <w:rFonts w:hint="eastAsia" w:ascii="Calibri" w:hAnsi="Calibri" w:eastAsia="微软雅黑"/>
-          <w:b/>
-          <w:i w:val="0"/>
-          <w:color w:val="1F4D78"/>
-          <w:sz w:val="21"/>
-        </w:rPr>
-      </w:pPr>
-      <w:r>
-        <w:rPr>
-          <w:rFonts w:hint="eastAsia" w:ascii="Calibri" w:hAnsi="Calibri" w:eastAsia="微软雅黑"/>
-          <w:b/>
-          <w:i w:val="0"/>
-          <w:color w:val="1F4D78"/>
-          <w:sz w:val="21"/>
-        </w:rPr>
-        <w:t>应说明：给出最低可接受的成功门槛和明确的失败判定，并约定如何据此更新假设或问题边界</w:t>
       </w:r>
     </w:p>
     <w:p>
@@ -650,29 +419,6 @@
         </w:rPr>
       </w:pPr>
       <w:r>
-        <w:rPr>
-          <w:rFonts w:hint="eastAsia" w:ascii="Calibri" w:hAnsi="Calibri" w:eastAsia="微软雅黑"/>
-          <w:b/>
-          <w:i w:val="0"/>
-          <w:color w:val="1F4D78"/>
-          <w:sz w:val="21"/>
-        </w:rPr>
-        <w:t>应说明：写清本次试跑的目标、输入、步骤、输出和需要记录的关键证据</w:t>
-      </w:r>
-    </w:p>
-    <w:p>
-      <w:pPr>
-        <w:spacing w:after="100"/>
-        <w:ind w:left="173" w:firstLine="0"/>
-        <w:rPr>
-          <w:rFonts w:hint="eastAsia" w:ascii="Calibri" w:hAnsi="Calibri" w:eastAsia="微软雅黑"/>
-          <w:b/>
-          <w:i w:val="0"/>
-          <w:color w:val="1F4D78"/>
-          <w:sz w:val="21"/>
-        </w:rPr>
-      </w:pPr>
-      <w:r>
         <w:t>目标：验证真视觉是否比纯文本更脆弱，测 6 模型 bypass 范围。输入：14 套件种子，每模型 N=120。步骤：固定种子生成 payload→渲染图像送 6 模型→金丝雀判定 A/B/C→算 bypass+CI→与纯文本基线对照。</w:t>
         <w:br/>
         <w:t>输出(已实测)：纯文本 vs 视觉 bypass 对照——glm-4v-flash 86.7%/21.7%、doubao-lite 50.0%/46.7%、doubao-code 42.5%/0.8%、minimax 34.2%/1.7%、kimi-k2-7 31.7%/17.5%、doubao-pro 28.8%/0.9%。**6 模型全部纯文本 &gt; 视觉**——视觉通道反而更难攻，与"非文本更危险"的直觉相反。A 层(没读到图)从 doubao-pro 26/120 到 minimax 103/120。日志存 validation/expB-render-{model}.json + text-baseline-{model}.json。</w:t>
@@ -698,32 +444,6 @@
         <w:ind w:left="173" w:firstLine="0"/>
       </w:pPr>
       <w:r>
-        <w:rPr>
-          <w:rFonts w:ascii="Calibri" w:hAnsi="Calibri" w:eastAsia="微软雅黑"/>
-          <w:b/>
-          <w:i w:val="0"/>
-          <w:color w:val="1F4D78"/>
-          <w:sz w:val="21"/>
-        </w:rPr>
-        <w:t>应说明：</w:t>
-      </w:r>
-      <w:r>
-        <w:rPr>
-          <w:rFonts w:hint="eastAsia" w:ascii="Calibri" w:hAnsi="Calibri" w:eastAsia="微软雅黑"/>
-          <w:b/>
-          <w:i w:val="0"/>
-          <w:color w:val="1F4D78"/>
-          <w:sz w:val="21"/>
-        </w:rPr>
-        <w:t>预判数据、工具、反馈、偏差或解释上的风险，并说明失败发生后如何定位、保留证据和调整下一步</w:t>
-      </w:r>
-    </w:p>
-    <w:p>
-      <w:pPr>
-        <w:spacing w:after="100"/>
-        <w:ind w:left="173" w:firstLine="0"/>
-      </w:pPr>
-      <w:r>
         <w:t>已实际遭遇的风险(含定位/调整)：①评分器假阳性——初测 73%，受控重跑发现 length 规则误判，校正为 47%，固化为自审计必做项；②κ bug——报告 0.775 实为 raw agreement(标签硬编码致机会校正归零)，手算复核修正为 0.55，加回归测试；③小样本——D5(n=2)/D2(n=55)/D3(n=50)标为初步信号，不进主结论，列入扩大复测；④API 超时——doubao-pro 120 中 6 个 error，透明排除并标分母(26/114)。</w:t>
       </w:r>
     </w:p>
@@ -739,39 +459,6 @@
           <w:rFonts w:hint="eastAsia" w:ascii="黑体" w:hAnsi="黑体" w:eastAsia="黑体" w:cs="黑体"/>
         </w:rPr>
         <w:t>4.3 复现与开源计划</w:t>
-      </w:r>
-    </w:p>
-    <w:p>
-      <w:pPr>
-        <w:spacing w:after="100"/>
-        <w:ind w:left="173" w:firstLine="0"/>
-        <w:rPr>
-          <w:rFonts w:hint="eastAsia" w:ascii="Calibri" w:hAnsi="Calibri" w:eastAsia="微软雅黑"/>
-          <w:b/>
-          <w:i w:val="0"/>
-          <w:color w:val="1F4D78"/>
-          <w:sz w:val="21"/>
-        </w:rPr>
-      </w:pPr>
-      <w:r>
-        <w:rPr>
-          <w:rFonts w:ascii="Calibri" w:hAnsi="Calibri" w:eastAsia="微软雅黑"/>
-          <w:b/>
-          <w:i w:val="0"/>
-          <w:color w:val="1F4D78"/>
-          <w:sz w:val="21"/>
-        </w:rPr>
-        <w:t>应说明</w:t>
-      </w:r>
-      <w:r>
-        <w:rPr>
-          <w:rFonts w:hint="eastAsia" w:ascii="Calibri" w:hAnsi="Calibri" w:eastAsia="微软雅黑"/>
-          <w:b/>
-          <w:i w:val="0"/>
-          <w:color w:val="1F4D78"/>
-          <w:sz w:val="21"/>
-        </w:rPr>
-        <w:t>：说明数据来源、依赖工具、运行流程、复现方式与开源计划</w:t>
       </w:r>
     </w:p>
     <w:p>

--- a/docs/问题定义文档.docx
+++ b/docs/问题定义文档.docx
@@ -421,7 +421,7 @@
       <w:r>
         <w:t>目标：验证真视觉是否比纯文本更脆弱，测 6 模型 bypass 范围。输入：14 套件种子，每模型 N=120。步骤：固定种子生成 payload→渲染图像送 6 模型→金丝雀判定 A/B/C→算 bypass+CI→与纯文本基线对照。</w:t>
         <w:br/>
-        <w:t>输出(已实测)：纯文本 vs 视觉 bypass 对照——glm-4v-flash 86.7%/21.7%、doubao-lite 50.0%/46.7%、doubao-code 42.5%/0.8%、minimax 34.2%/1.7%、kimi-k2-7 31.7%/17.5%、doubao-pro 28.8%/0.9%。**6 模型全部纯文本 &gt; 视觉**——视觉通道反而更难攻，与"非文本更危险"的直觉相反。A 层(没读到图)从 doubao-pro 26/120 到 minimax 103/120。日志存 validation/expB-render-{model}.json + text-baseline-{model}.json。</w:t>
+        <w:t>输出(已实测)：纯文本 vs 视觉 bypass 对照——glm-4v-flash 86.7%/21.7%、doubao-lite 50.0%/46.7%、doubao-code 42.5%/0.8%、minimax 34.2%/1.7%、kimi-k2-7 31.7%/17.5%、doubao-pro 28.8%/0.9%。**6 模型全部纯文本 &gt; 视觉**——视觉通道反而更难攻，与"非文本更危险"的直觉相反。注意：此对照回答的是通道间整体强弱（纯文本 vs 视觉），与 §6.1 通道内能力依赖谱（视觉 bypass 跨 0.8%–46.7%）是两个层面、不矛盾。A 层(没读到图)从 doubao-pro 26/120 到 minimax 103/120。日志存 validation/expB-render-{model}.json + text-baseline-{model}.json。</w:t>
       </w:r>
     </w:p>
     <w:p>
